--- a/lessons/5-2-catchup/homework.docx
+++ b/lessons/5-2-catchup/homework.docx
@@ -12,7 +12,7 @@
           <w:b/>
           <w:bCs/>
         </w:rPr>
-        <w:t xml:space="preserve">5.1–5.3 Catch-Up — Homework</w:t>
+        <w:t xml:space="preserve">5.1 · 5.2 · 5.3 Catch-Up — Homework</w:t>
       </w:r>
     </w:p>
     <w:p>
@@ -80,7 +80,7 @@
         <w:spacing w:after="60" w:before="0"/>
       </w:pPr>
       <w:r>
-        <w:t xml:space="preserve">Content: I can show I am caught up on Lessons 5.1–5.3 by using each lesson's big idea in mixed practice.</w:t>
+        <w:t xml:space="preserve">Content: I can show I am caught up on Lessons 5.1 · 5.2 · 5.3 by using each lesson's big idea in mixed practice.</w:t>
       </w:r>
     </w:p>
     <w:p>
@@ -88,7 +88,7 @@
         <w:spacing w:after="60" w:before="0"/>
       </w:pPr>
       <w:r>
-        <w:t xml:space="preserve">Language: I can explain which lesson's big idea I used and how, using key vocabulary from Lessons 5.1–5.3.</w:t>
+        <w:t xml:space="preserve">Language: I can explain which lesson's big idea I used and how, using key vocabulary from Lessons 5.1 · 5.2 · 5.3.</w:t>
       </w:r>
     </w:p>
     <w:p>
@@ -287,10 +287,10 @@
           <w:b/>
           <w:bCs/>
         </w:rPr>
-        <w:t xml:space="preserve">Area of Trapezoids (Área de trapecios)</w:t>
-      </w:r>
-      <w:r>
-        <w:t xml:space="preserve"> — The space inside a trapezoid. Formula: A = 1/2(b₁ + b₂)h.</w:t>
+        <w:t xml:space="preserve">Parallelogram (Paralelogramo)</w:t>
+      </w:r>
+      <w:r>
+        <w:t xml:space="preserve"> — A four-sided shape with two pairs of parallel sides.</w:t>
       </w:r>
     </w:p>
     <w:p>
@@ -350,10 +350,10 @@
           <w:b/>
           <w:bCs/>
         </w:rPr>
-        <w:t xml:space="preserve">Trapezoid (Trapecio)</w:t>
-      </w:r>
-      <w:r>
-        <w:t xml:space="preserve"> — A four-sided shape with just one pair of parallel sides.</w:t>
+        <w:t xml:space="preserve">Parallel (Paralelas)</w:t>
+      </w:r>
+      <w:r>
+        <w:t xml:space="preserve"> — Two lines or sides that stay the same distance apart and never meet.</w:t>
       </w:r>
     </w:p>
     <w:p>
@@ -413,10 +413,10 @@
           <w:b/>
           <w:bCs/>
         </w:rPr>
-        <w:t xml:space="preserve">Area of a Triangle (Área de un triángulo)</w:t>
-      </w:r>
-      <w:r>
-        <w:t xml:space="preserve"> — The space inside a triangle. A triangle is half of a rectangle with the same base and height, so A = ½ × b × h.</w:t>
+        <w:t xml:space="preserve">Base (Base)</w:t>
+      </w:r>
+      <w:r>
+        <w:t xml:space="preserve"> — Any side of a parallelogram can be the base. Once you pick a base, the height must be measured perpendicular (at a 90° angle) to it.</w:t>
       </w:r>
     </w:p>
     <w:p>
@@ -476,10 +476,10 @@
           <w:b/>
           <w:bCs/>
         </w:rPr>
-        <w:t xml:space="preserve">Base (Base)</w:t>
-      </w:r>
-      <w:r>
-        <w:t xml:space="preserve"> — Any side of a triangle can be the base. Once you pick a base, the height must be measured perpendicular (at a 90° angle) to it.</w:t>
+        <w:t xml:space="preserve">Height (Altura)</w:t>
+      </w:r>
+      <w:r>
+        <w:t xml:space="preserve"> — The straight-up distance from the base to the top.</w:t>
       </w:r>
     </w:p>
     <w:p>
@@ -539,10 +539,10 @@
           <w:b/>
           <w:bCs/>
         </w:rPr>
-        <w:t xml:space="preserve">Parallelogram (Paralelogramo)</w:t>
-      </w:r>
-      <w:r>
-        <w:t xml:space="preserve"> — A four-sided shape with two pairs of parallel sides.</w:t>
+        <w:t xml:space="preserve">Perpendicular (Perpendicular)</w:t>
+      </w:r>
+      <w:r>
+        <w:t xml:space="preserve"> — Two lines that meet to make a square corner (90 degrees).</w:t>
       </w:r>
     </w:p>
     <w:p>
@@ -602,10 +602,10 @@
           <w:b/>
           <w:bCs/>
         </w:rPr>
-        <w:t xml:space="preserve">Parallel (Paralelas)</w:t>
-      </w:r>
-      <w:r>
-        <w:t xml:space="preserve"> — Two lines or sides that stay the same distance apart and never meet.</w:t>
+        <w:t xml:space="preserve">Area (Área)</w:t>
+      </w:r>
+      <w:r>
+        <w:t xml:space="preserve"> — How much space is inside a flat shape.</w:t>
       </w:r>
     </w:p>
     <w:p>
@@ -665,10 +665,10 @@
           <w:b/>
           <w:bCs/>
         </w:rPr>
-        <w:t xml:space="preserve">Base 1 (b1) (Base 1 (b1))</w:t>
-      </w:r>
-      <w:r>
-        <w:t xml:space="preserve"> — One of the two parallel sides of a trapezoid.</w:t>
+        <w:t xml:space="preserve">Area of a Triangle (Área de un triángulo)</w:t>
+      </w:r>
+      <w:r>
+        <w:t xml:space="preserve"> — The space inside a triangle. A triangle is half of a rectangle with the same base and height, so A = ½ × b × h.</w:t>
       </w:r>
     </w:p>
     <w:p>
@@ -728,10 +728,10 @@
           <w:b/>
           <w:bCs/>
         </w:rPr>
-        <w:t xml:space="preserve">Height (Altura)</w:t>
-      </w:r>
-      <w:r>
-        <w:t xml:space="preserve"> — The straight-up distance from the base to the top corner.</w:t>
+        <w:t xml:space="preserve">Area of Trapezoids (Área de trapecios)</w:t>
+      </w:r>
+      <w:r>
+        <w:t xml:space="preserve"> — The space inside a trapezoid. Formula: A = 1/2(b₁ + b₂)h.</w:t>
       </w:r>
     </w:p>
     <w:p>
@@ -791,10 +791,73 @@
           <w:b/>
           <w:bCs/>
         </w:rPr>
-        <w:t xml:space="preserve">Perpendicular (Perpendicular)</w:t>
-      </w:r>
-      <w:r>
-        <w:t xml:space="preserve"> — Two lines that meet to make a square corner (90 degrees).</w:t>
+        <w:t xml:space="preserve">Trapezoid (Trapecio)</w:t>
+      </w:r>
+      <w:r>
+        <w:t xml:space="preserve"> — A four-sided shape with just one pair of parallel sides.</w:t>
+      </w:r>
+    </w:p>
+    <w:p>
+      <w:pPr>
+        <w:keepNext/>
+        <w:spacing w:after="20" w:before="80"/>
+        <w:jc w:val="center"/>
+      </w:pPr>
+      <w:r>
+        <w:drawing>
+          <wp:inline distT="0" distB="0" distL="0" distR="0">
+            <wp:extent cx="1047750" cy="790575"/>
+            <wp:effectExtent t="0" r="0" b="0" l="0"/>
+            <wp:docPr id="1" name="" descr="" title=""/>
+            <wp:cNvGraphicFramePr>
+              <a:graphicFrameLocks xmlns:a="http://schemas.openxmlformats.org/drawingml/2006/main" noChangeAspect="1"/>
+            </wp:cNvGraphicFramePr>
+            <a:graphic xmlns:a="http://schemas.openxmlformats.org/drawingml/2006/main">
+              <a:graphicData uri="http://schemas.openxmlformats.org/drawingml/2006/picture">
+                <pic:pic xmlns:pic="http://schemas.openxmlformats.org/drawingml/2006/picture">
+                  <pic:nvPicPr>
+                    <pic:cNvPr id="0" name="" descr=""/>
+                    <pic:cNvPicPr>
+                      <a:picLocks noChangeAspect="1" noChangeArrowheads="1"/>
+                    </pic:cNvPicPr>
+                  </pic:nvPicPr>
+                  <pic:blipFill>
+                    <a:blip r:embed="rId18" cstate="none"/>
+                    <a:srcRect/>
+                    <a:stretch>
+                      <a:fillRect/>
+                    </a:stretch>
+                  </pic:blipFill>
+                  <pic:spPr bwMode="auto">
+                    <a:xfrm>
+                      <a:off x="0" y="0"/>
+                      <a:ext cx="1047750" cy="790575"/>
+                    </a:xfrm>
+                    <a:prstGeom prst="rect">
+                      <a:avLst/>
+                    </a:prstGeom>
+                  </pic:spPr>
+                </pic:pic>
+              </a:graphicData>
+            </a:graphic>
+          </wp:inline>
+        </w:drawing>
+      </w:r>
+    </w:p>
+    <w:p>
+      <w:pPr>
+        <w:keepNext/>
+        <w:spacing w:after="120"/>
+      </w:pPr>
+      <w:r>
+        <w:rPr>
+          <w:b/>
+          <w:bCs/>
+        </w:rPr>
+        <w:t xml:space="preserve">Base 1 (b1) (Base 1 (b1))</w:t>
+      </w:r>
+      <w:r>
+        <w:t xml:space="preserve"> — One of the two parallel sides of a trapezoid.</w:t>
       </w:r>
     </w:p>
     <w:p>
@@ -1365,39 +1428,39 @@
           <w:b/>
           <w:bCs/>
         </w:rPr>
-        <w:t xml:space="preserve">5. (Lesson 5.2) Using the Wrong Height</w:t>
-      </w:r>
-    </w:p>
-    <w:p>
-      <w:pPr>
-        <w:spacing w:after="40" w:before="0"/>
-      </w:pPr>
-      <w:r>
-        <w:t xml:space="preserve">   Step 1 (Read the blueprint): A trapezoid window has b1 = 7 ft and b2 = 13 ft. The slanted side measures 10 ft, and the straight-up height between the bases is 6 ft.</w:t>
-      </w:r>
-    </w:p>
-    <w:p>
-      <w:pPr>
-        <w:spacing w:after="40" w:before="0"/>
-      </w:pPr>
-      <w:r>
-        <w:t xml:space="preserve">   Step 2 (Write the formula): A = ½ × (b1 + b2) × h</w:t>
-      </w:r>
-    </w:p>
-    <w:p>
-      <w:pPr>
-        <w:spacing w:after="40" w:before="0"/>
-      </w:pPr>
-      <w:r>
-        <w:t xml:space="preserve">   Step 3 (Substitute values): A = ½ × (7 + 13) × 10</w:t>
-      </w:r>
-    </w:p>
-    <w:p>
-      <w:pPr>
-        <w:spacing w:after="40" w:before="0"/>
-      </w:pPr>
-      <w:r>
-        <w:t xml:space="preserve">   Step 4 (Calculate): A = ½ × 20 × 10 = 100 sq ft</w:t>
+        <w:t xml:space="preserve">5. (Lesson 5.2) Spot the Common Mistake</w:t>
+      </w:r>
+    </w:p>
+    <w:p>
+      <w:pPr>
+        <w:spacing w:after="40" w:before="0"/>
+      </w:pPr>
+      <w:r>
+        <w:t xml:space="preserve">   Step 1 (Identify base and height): base = 12 ft, height = 7 ft</w:t>
+      </w:r>
+    </w:p>
+    <w:p>
+      <w:pPr>
+        <w:spacing w:after="40" w:before="0"/>
+      </w:pPr>
+      <w:r>
+        <w:t xml:space="preserve">   Step 2 (Write the formula): A = ½ × base × height</w:t>
+      </w:r>
+    </w:p>
+    <w:p>
+      <w:pPr>
+        <w:spacing w:after="40" w:before="0"/>
+      </w:pPr>
+      <w:r>
+        <w:t xml:space="preserve">   Step 3 (Substitute values): A = ½ × 12 × 7</w:t>
+      </w:r>
+    </w:p>
+    <w:p>
+      <w:pPr>
+        <w:spacing w:after="40" w:before="0"/>
+      </w:pPr>
+      <w:r>
+        <w:t xml:space="preserve">   Step 4 (Calculate): A = (½ × 12) × (½ × 7) = 6 × 3.5 = 21 sq ft</w:t>
       </w:r>
     </w:p>
     <w:p>
@@ -1455,6 +1518,430 @@
           <w:bCs/>
         </w:rPr>
         <w:t xml:space="preserve">6. Complete the table.</w:t>
+      </w:r>
+    </w:p>
+    <w:tbl>
+      <w:tblPr>
+        <w:tblW w:type="pct" w:w="100%"/>
+        <w:tblBorders>
+          <w:top w:val="single" w:color="auto" w:sz="4"/>
+          <w:left w:val="single" w:color="auto" w:sz="4"/>
+          <w:bottom w:val="single" w:color="auto" w:sz="4"/>
+          <w:right w:val="single" w:color="auto" w:sz="4"/>
+          <w:insideH w:val="single" w:color="auto" w:sz="4"/>
+          <w:insideV w:val="single" w:color="auto" w:sz="4"/>
+        </w:tblBorders>
+      </w:tblPr>
+      <w:tblGrid>
+        <w:gridCol w:w="100"/>
+        <w:gridCol w:w="100"/>
+        <w:gridCol w:w="100"/>
+        <w:gridCol w:w="100"/>
+      </w:tblGrid>
+      <w:tr>
+        <w:trPr>
+          <w:tblHeader/>
+        </w:trPr>
+        <w:tc>
+          <w:tcPr>
+            <w:tcW w:type="pct" w:w="25%"/>
+          </w:tcPr>
+          <w:p>
+            <w:r>
+              <w:rPr>
+                <w:b/>
+                <w:bCs/>
+              </w:rPr>
+              <w:t xml:space="preserve">Triangle</w:t>
+            </w:r>
+          </w:p>
+        </w:tc>
+        <w:tc>
+          <w:tcPr>
+            <w:tcW w:type="pct" w:w="25%"/>
+          </w:tcPr>
+          <w:p>
+            <w:r>
+              <w:rPr>
+                <w:b/>
+                <w:bCs/>
+              </w:rPr>
+              <w:t xml:space="preserve">Base</w:t>
+            </w:r>
+          </w:p>
+        </w:tc>
+        <w:tc>
+          <w:tcPr>
+            <w:tcW w:type="pct" w:w="25%"/>
+          </w:tcPr>
+          <w:p>
+            <w:r>
+              <w:rPr>
+                <w:b/>
+                <w:bCs/>
+              </w:rPr>
+              <w:t xml:space="preserve">Height</w:t>
+            </w:r>
+          </w:p>
+        </w:tc>
+        <w:tc>
+          <w:tcPr>
+            <w:tcW w:type="pct" w:w="25%"/>
+          </w:tcPr>
+          <w:p>
+            <w:r>
+              <w:rPr>
+                <w:b/>
+                <w:bCs/>
+              </w:rPr>
+              <w:t xml:space="preserve">Area</w:t>
+            </w:r>
+          </w:p>
+        </w:tc>
+      </w:tr>
+      <w:tr>
+        <w:tc>
+          <w:tcPr>
+            <w:tcW w:type="pct" w:w="25%"/>
+          </w:tcPr>
+          <w:p>
+            <w:r>
+              <w:rPr>
+                <w:b w:val="false"/>
+                <w:bCs w:val="false"/>
+              </w:rPr>
+              <w:t xml:space="preserve">Garden A</w:t>
+            </w:r>
+          </w:p>
+        </w:tc>
+        <w:tc>
+          <w:tcPr>
+            <w:tcW w:type="pct" w:w="25%"/>
+          </w:tcPr>
+          <w:p>
+            <w:r>
+              <w:rPr>
+                <w:b w:val="false"/>
+                <w:bCs w:val="false"/>
+              </w:rPr>
+              <w:t xml:space="preserve">12 ft</w:t>
+            </w:r>
+          </w:p>
+        </w:tc>
+        <w:tc>
+          <w:tcPr>
+            <w:tcW w:type="pct" w:w="25%"/>
+          </w:tcPr>
+          <w:p>
+            <w:r>
+              <w:rPr>
+                <w:b w:val="false"/>
+                <w:bCs w:val="false"/>
+              </w:rPr>
+              <w:t xml:space="preserve">8 ft</w:t>
+            </w:r>
+          </w:p>
+        </w:tc>
+        <w:tc>
+          <w:tcPr>
+            <w:tcW w:type="pct" w:w="25%"/>
+          </w:tcPr>
+          <w:p>
+            <w:r>
+              <w:rPr>
+                <w:b w:val="false"/>
+                <w:bCs w:val="false"/>
+              </w:rPr>
+              <w:t xml:space="preserve"> </w:t>
+            </w:r>
+          </w:p>
+        </w:tc>
+      </w:tr>
+      <w:tr>
+        <w:tc>
+          <w:tcPr>
+            <w:tcW w:type="pct" w:w="25%"/>
+          </w:tcPr>
+          <w:p>
+            <w:r>
+              <w:rPr>
+                <w:b w:val="false"/>
+                <w:bCs w:val="false"/>
+              </w:rPr>
+              <w:t xml:space="preserve">Garden B</w:t>
+            </w:r>
+          </w:p>
+        </w:tc>
+        <w:tc>
+          <w:tcPr>
+            <w:tcW w:type="pct" w:w="25%"/>
+          </w:tcPr>
+          <w:p>
+            <w:r>
+              <w:rPr>
+                <w:b w:val="false"/>
+                <w:bCs w:val="false"/>
+              </w:rPr>
+              <w:t xml:space="preserve">9 ft</w:t>
+            </w:r>
+          </w:p>
+        </w:tc>
+        <w:tc>
+          <w:tcPr>
+            <w:tcW w:type="pct" w:w="25%"/>
+          </w:tcPr>
+          <w:p>
+            <w:r>
+              <w:rPr>
+                <w:b w:val="false"/>
+                <w:bCs w:val="false"/>
+              </w:rPr>
+              <w:t xml:space="preserve"> </w:t>
+            </w:r>
+          </w:p>
+        </w:tc>
+        <w:tc>
+          <w:tcPr>
+            <w:tcW w:type="pct" w:w="25%"/>
+          </w:tcPr>
+          <w:p>
+            <w:r>
+              <w:rPr>
+                <w:b w:val="false"/>
+                <w:bCs w:val="false"/>
+              </w:rPr>
+              <w:t xml:space="preserve">27 sq ft</w:t>
+            </w:r>
+          </w:p>
+        </w:tc>
+      </w:tr>
+      <w:tr>
+        <w:tc>
+          <w:tcPr>
+            <w:tcW w:type="pct" w:w="25%"/>
+          </w:tcPr>
+          <w:p>
+            <w:r>
+              <w:rPr>
+                <w:b w:val="false"/>
+                <w:bCs w:val="false"/>
+              </w:rPr>
+              <w:t xml:space="preserve">Garden C</w:t>
+            </w:r>
+          </w:p>
+        </w:tc>
+        <w:tc>
+          <w:tcPr>
+            <w:tcW w:type="pct" w:w="25%"/>
+          </w:tcPr>
+          <w:p>
+            <w:r>
+              <w:rPr>
+                <w:b w:val="false"/>
+                <w:bCs w:val="false"/>
+              </w:rPr>
+              <w:t xml:space="preserve"> </w:t>
+            </w:r>
+          </w:p>
+        </w:tc>
+        <w:tc>
+          <w:tcPr>
+            <w:tcW w:type="pct" w:w="25%"/>
+          </w:tcPr>
+          <w:p>
+            <w:r>
+              <w:rPr>
+                <w:b w:val="false"/>
+                <w:bCs w:val="false"/>
+              </w:rPr>
+              <w:t xml:space="preserve">10 ft</w:t>
+            </w:r>
+          </w:p>
+        </w:tc>
+        <w:tc>
+          <w:tcPr>
+            <w:tcW w:type="pct" w:w="25%"/>
+          </w:tcPr>
+          <w:p>
+            <w:r>
+              <w:rPr>
+                <w:b w:val="false"/>
+                <w:bCs w:val="false"/>
+              </w:rPr>
+              <w:t xml:space="preserve">35 sq ft</w:t>
+            </w:r>
+          </w:p>
+        </w:tc>
+      </w:tr>
+      <w:tr>
+        <w:tc>
+          <w:tcPr>
+            <w:tcW w:type="pct" w:w="25%"/>
+          </w:tcPr>
+          <w:p>
+            <w:r>
+              <w:rPr>
+                <w:b w:val="false"/>
+                <w:bCs w:val="false"/>
+              </w:rPr>
+              <w:t xml:space="preserve">Garden D</w:t>
+            </w:r>
+          </w:p>
+        </w:tc>
+        <w:tc>
+          <w:tcPr>
+            <w:tcW w:type="pct" w:w="25%"/>
+          </w:tcPr>
+          <w:p>
+            <w:r>
+              <w:rPr>
+                <w:b w:val="false"/>
+                <w:bCs w:val="false"/>
+              </w:rPr>
+              <w:t xml:space="preserve">15 ft</w:t>
+            </w:r>
+          </w:p>
+        </w:tc>
+        <w:tc>
+          <w:tcPr>
+            <w:tcW w:type="pct" w:w="25%"/>
+          </w:tcPr>
+          <w:p>
+            <w:r>
+              <w:rPr>
+                <w:b w:val="false"/>
+                <w:bCs w:val="false"/>
+              </w:rPr>
+              <w:t xml:space="preserve">4 ft</w:t>
+            </w:r>
+          </w:p>
+        </w:tc>
+        <w:tc>
+          <w:tcPr>
+            <w:tcW w:type="pct" w:w="25%"/>
+          </w:tcPr>
+          <w:p>
+            <w:r>
+              <w:rPr>
+                <w:b w:val="false"/>
+                <w:bCs w:val="false"/>
+              </w:rPr>
+              <w:t xml:space="preserve"> </w:t>
+            </w:r>
+          </w:p>
+        </w:tc>
+      </w:tr>
+    </w:tbl>
+    <w:p>
+      <w:pPr>
+        <w:spacing w:after="60" w:before="120"/>
+      </w:pPr>
+      <w:r>
+        <w:rPr>
+          <w:color w:val="BBBBBB"/>
+        </w:rPr>
+        <w:t xml:space="preserve">______________________________________________________________________</w:t>
+      </w:r>
+    </w:p>
+    <w:p>
+      <w:pPr>
+        <w:spacing w:after="80" w:before="0"/>
+      </w:pPr>
+      <w:r>
+        <w:rPr>
+          <w:b/>
+          <w:bCs/>
+        </w:rPr>
+        <w:t xml:space="preserve">7. (Lesson 5.3) Using the Wrong Height</w:t>
+      </w:r>
+    </w:p>
+    <w:p>
+      <w:pPr>
+        <w:spacing w:after="40" w:before="0"/>
+      </w:pPr>
+      <w:r>
+        <w:t xml:space="preserve">   Step 1 (Read the blueprint): A trapezoid window has b1 = 7 ft and b2 = 13 ft. The slanted side measures 10 ft, and the straight-up height between the bases is 6 ft.</w:t>
+      </w:r>
+    </w:p>
+    <w:p>
+      <w:pPr>
+        <w:spacing w:after="40" w:before="0"/>
+      </w:pPr>
+      <w:r>
+        <w:t xml:space="preserve">   Step 2 (Write the formula): A = ½ × (b1 + b2) × h</w:t>
+      </w:r>
+    </w:p>
+    <w:p>
+      <w:pPr>
+        <w:spacing w:after="40" w:before="0"/>
+      </w:pPr>
+      <w:r>
+        <w:t xml:space="preserve">   Step 3 (Substitute values): A = ½ × (7 + 13) × 10</w:t>
+      </w:r>
+    </w:p>
+    <w:p>
+      <w:pPr>
+        <w:spacing w:after="40" w:before="0"/>
+      </w:pPr>
+      <w:r>
+        <w:t xml:space="preserve">   Step 4 (Calculate): A = ½ × 20 × 10 = 100 sq ft</w:t>
+      </w:r>
+    </w:p>
+    <w:p>
+      <w:pPr>
+        <w:spacing w:after="60" w:before="0"/>
+      </w:pPr>
+      <w:r>
+        <w:rPr>
+          <w:i/>
+          <w:iCs/>
+        </w:rPr>
+        <w:t xml:space="preserve">Which step has the mistake? Explain and fix it:</w:t>
+      </w:r>
+    </w:p>
+    <w:p>
+      <w:pPr>
+        <w:spacing w:after="60" w:before="120"/>
+      </w:pPr>
+      <w:r>
+        <w:rPr>
+          <w:color w:val="BBBBBB"/>
+        </w:rPr>
+        <w:t xml:space="preserve">______________________________________________________________________</w:t>
+      </w:r>
+    </w:p>
+    <w:p>
+      <w:pPr>
+        <w:spacing w:after="60" w:before="120"/>
+      </w:pPr>
+      <w:r>
+        <w:rPr>
+          <w:color w:val="BBBBBB"/>
+        </w:rPr>
+        <w:t xml:space="preserve">______________________________________________________________________</w:t>
+      </w:r>
+    </w:p>
+    <w:p>
+      <w:pPr>
+        <w:spacing w:after="60" w:before="120"/>
+      </w:pPr>
+      <w:r>
+        <w:rPr>
+          <w:color w:val="BBBBBB"/>
+        </w:rPr>
+        <w:t xml:space="preserve">______________________________________________________________________</w:t>
+      </w:r>
+    </w:p>
+    <w:p>
+      <w:pPr>
+        <w:spacing w:after="80" w:before="0"/>
+      </w:pPr>
+      <w:r>
+        <w:rPr>
+          <w:b/>
+          <w:bCs/>
+        </w:rPr>
+        <w:t xml:space="preserve">8. Complete the table.</w:t>
       </w:r>
     </w:p>
     <w:tbl>
@@ -1860,559 +2347,167 @@
           <w:b/>
           <w:bCs/>
         </w:rPr>
-        <w:t xml:space="preserve">7. (Lesson 5.3) Spot the Common Mistake</w:t>
-      </w:r>
-    </w:p>
-    <w:p>
-      <w:pPr>
-        <w:spacing w:after="40" w:before="0"/>
-      </w:pPr>
-      <w:r>
-        <w:t xml:space="preserve">   Step 1 (Identify base and height): base = 12 ft, height = 7 ft</w:t>
-      </w:r>
-    </w:p>
-    <w:p>
-      <w:pPr>
-        <w:spacing w:after="40" w:before="0"/>
-      </w:pPr>
-      <w:r>
-        <w:t xml:space="preserve">   Step 2 (Write the formula): A = ½ × base × height</w:t>
-      </w:r>
-    </w:p>
-    <w:p>
-      <w:pPr>
-        <w:spacing w:after="40" w:before="0"/>
-      </w:pPr>
-      <w:r>
-        <w:t xml:space="preserve">   Step 3 (Substitute values): A = ½ × 12 × 7</w:t>
-      </w:r>
-    </w:p>
-    <w:p>
-      <w:pPr>
-        <w:spacing w:after="40" w:before="0"/>
-      </w:pPr>
-      <w:r>
-        <w:t xml:space="preserve">   Step 4 (Calculate): A = (½ × 12) × (½ × 7) = 6 × 3.5 = 21 sq ft</w:t>
-      </w:r>
-    </w:p>
-    <w:p>
-      <w:pPr>
-        <w:spacing w:after="60" w:before="0"/>
+        <w:t xml:space="preserve">9. (Lesson 5.1) Cut the slanted end off a parallelogram and slide it to the other side. What shape forms, and why does that show A = base × height?</w:t>
+      </w:r>
+    </w:p>
+    <w:p>
+      <w:pPr>
+        <w:spacing w:after="40" w:before="0"/>
+      </w:pPr>
+      <w:r>
+        <w:t xml:space="preserve">     A. A rectangle with the same base and height, so its area equals base x height</w:t>
+      </w:r>
+    </w:p>
+    <w:p>
+      <w:pPr>
+        <w:spacing w:after="40" w:before="0"/>
+      </w:pPr>
+      <w:r>
+        <w:t xml:space="preserve">     B. A bigger parallelogram, so the area gets larger</w:t>
+      </w:r>
+    </w:p>
+    <w:p>
+      <w:pPr>
+        <w:spacing w:after="40" w:before="0"/>
+      </w:pPr>
+      <w:r>
+        <w:t xml:space="preserve">     C. A triangle, so the area is cut in half</w:t>
+      </w:r>
+    </w:p>
+    <w:p>
+      <w:pPr>
+        <w:spacing w:after="40" w:before="0"/>
+      </w:pPr>
+      <w:r>
+        <w:t xml:space="preserve">     D. A square, so all four sides must be equal</w:t>
+      </w:r>
+    </w:p>
+    <w:p>
+      <w:pPr>
+        <w:spacing w:after="60" w:before="120"/>
+      </w:pPr>
+      <w:r>
+        <w:rPr>
+          <w:color w:val="BBBBBB"/>
+        </w:rPr>
+        <w:t xml:space="preserve">______________________________________________________________________</w:t>
+      </w:r>
+    </w:p>
+    <w:p>
+      <w:pPr>
+        <w:spacing w:after="80" w:before="0"/>
+      </w:pPr>
+      <w:r>
+        <w:rPr>
+          <w:b/>
+          <w:bCs/>
+        </w:rPr>
+        <w:t xml:space="preserve">10. (Lesson 5.2) A triangular window in the firm's lobby has a base of 10 ft and a height of 6 ft. What is its area?</w:t>
+      </w:r>
+    </w:p>
+    <w:p>
+      <w:pPr>
+        <w:spacing w:after="40" w:before="0"/>
+      </w:pPr>
+      <w:r>
+        <w:t xml:space="preserve">     A. 30 sq ft</w:t>
+      </w:r>
+    </w:p>
+    <w:p>
+      <w:pPr>
+        <w:spacing w:after="40" w:before="0"/>
+      </w:pPr>
+      <w:r>
+        <w:t xml:space="preserve">     B. 60 sq ft</w:t>
+      </w:r>
+    </w:p>
+    <w:p>
+      <w:pPr>
+        <w:spacing w:after="40" w:before="0"/>
+      </w:pPr>
+      <w:r>
+        <w:t xml:space="preserve">     C. 16 sq ft</w:t>
+      </w:r>
+    </w:p>
+    <w:p>
+      <w:pPr>
+        <w:spacing w:after="40" w:before="0"/>
+      </w:pPr>
+      <w:r>
+        <w:t xml:space="preserve">     D. 32 sq ft</w:t>
+      </w:r>
+    </w:p>
+    <w:p>
+      <w:pPr>
+        <w:spacing w:after="60" w:before="120"/>
+      </w:pPr>
+      <w:r>
+        <w:rPr>
+          <w:color w:val="BBBBBB"/>
+        </w:rPr>
+        <w:t xml:space="preserve">______________________________________________________________________</w:t>
+      </w:r>
+    </w:p>
+    <w:p>
+      <w:r>
+        <w:br w:type="page"/>
+      </w:r>
+    </w:p>
+    <w:p>
+      <w:pPr>
+        <w:pStyle w:val="Heading1"/>
+        <w:spacing w:after="120"/>
+      </w:pPr>
+      <w:r>
+        <w:rPr>
+          <w:b/>
+          <w:bCs/>
+        </w:rPr>
+        <w:t xml:space="preserve">Answer Key (Teacher)</w:t>
+      </w:r>
+    </w:p>
+    <w:p>
+      <w:pPr>
+        <w:spacing w:after="40" w:before="0"/>
+      </w:pPr>
+      <w:r>
+        <w:rPr>
+          <w:b/>
+          <w:bCs/>
+        </w:rPr>
+        <w:t xml:space="preserve">1. A. 70 sq cm</w:t>
+      </w:r>
+    </w:p>
+    <w:p>
+      <w:pPr>
+        <w:spacing w:after="20" w:before="0"/>
+      </w:pPr>
+      <w:r>
+        <w:t xml:space="preserve">     A = b × h = 10 × 7 = 70 square centimeters.</w:t>
+      </w:r>
+    </w:p>
+    <w:p>
+      <w:pPr>
+        <w:spacing w:after="80" w:before="0"/>
       </w:pPr>
       <w:r>
         <w:rPr>
           <w:i/>
           <w:iCs/>
         </w:rPr>
-        <w:t xml:space="preserve">Which step has the mistake? Explain and fix it:</w:t>
-      </w:r>
-    </w:p>
-    <w:p>
-      <w:pPr>
-        <w:spacing w:after="60" w:before="120"/>
-      </w:pPr>
-      <w:r>
-        <w:rPr>
-          <w:color w:val="BBBBBB"/>
-        </w:rPr>
-        <w:t xml:space="preserve">______________________________________________________________________</w:t>
-      </w:r>
-    </w:p>
-    <w:p>
-      <w:pPr>
-        <w:spacing w:after="60" w:before="120"/>
-      </w:pPr>
-      <w:r>
-        <w:rPr>
-          <w:color w:val="BBBBBB"/>
-        </w:rPr>
-        <w:t xml:space="preserve">______________________________________________________________________</w:t>
-      </w:r>
-    </w:p>
-    <w:p>
-      <w:pPr>
-        <w:spacing w:after="60" w:before="120"/>
-      </w:pPr>
-      <w:r>
-        <w:rPr>
-          <w:color w:val="BBBBBB"/>
-        </w:rPr>
-        <w:t xml:space="preserve">______________________________________________________________________</w:t>
-      </w:r>
-    </w:p>
-    <w:p>
-      <w:pPr>
-        <w:spacing w:after="80" w:before="0"/>
-      </w:pPr>
-      <w:r>
-        <w:rPr>
-          <w:b/>
-          <w:bCs/>
-        </w:rPr>
-        <w:t xml:space="preserve">8. Complete the table.</w:t>
-      </w:r>
-    </w:p>
-    <w:tbl>
-      <w:tblPr>
-        <w:tblW w:type="pct" w:w="100%"/>
-        <w:tblBorders>
-          <w:top w:val="single" w:color="auto" w:sz="4"/>
-          <w:left w:val="single" w:color="auto" w:sz="4"/>
-          <w:bottom w:val="single" w:color="auto" w:sz="4"/>
-          <w:right w:val="single" w:color="auto" w:sz="4"/>
-          <w:insideH w:val="single" w:color="auto" w:sz="4"/>
-          <w:insideV w:val="single" w:color="auto" w:sz="4"/>
-        </w:tblBorders>
-      </w:tblPr>
-      <w:tblGrid>
-        <w:gridCol w:w="100"/>
-        <w:gridCol w:w="100"/>
-        <w:gridCol w:w="100"/>
-        <w:gridCol w:w="100"/>
-      </w:tblGrid>
-      <w:tr>
-        <w:trPr>
-          <w:tblHeader/>
-        </w:trPr>
-        <w:tc>
-          <w:tcPr>
-            <w:tcW w:type="pct" w:w="25%"/>
-          </w:tcPr>
-          <w:p>
-            <w:r>
-              <w:rPr>
-                <w:b/>
-                <w:bCs/>
-              </w:rPr>
-              <w:t xml:space="preserve">Triangle</w:t>
-            </w:r>
-          </w:p>
-        </w:tc>
-        <w:tc>
-          <w:tcPr>
-            <w:tcW w:type="pct" w:w="25%"/>
-          </w:tcPr>
-          <w:p>
-            <w:r>
-              <w:rPr>
-                <w:b/>
-                <w:bCs/>
-              </w:rPr>
-              <w:t xml:space="preserve">Base</w:t>
-            </w:r>
-          </w:p>
-        </w:tc>
-        <w:tc>
-          <w:tcPr>
-            <w:tcW w:type="pct" w:w="25%"/>
-          </w:tcPr>
-          <w:p>
-            <w:r>
-              <w:rPr>
-                <w:b/>
-                <w:bCs/>
-              </w:rPr>
-              <w:t xml:space="preserve">Height</w:t>
-            </w:r>
-          </w:p>
-        </w:tc>
-        <w:tc>
-          <w:tcPr>
-            <w:tcW w:type="pct" w:w="25%"/>
-          </w:tcPr>
-          <w:p>
-            <w:r>
-              <w:rPr>
-                <w:b/>
-                <w:bCs/>
-              </w:rPr>
-              <w:t xml:space="preserve">Area</w:t>
-            </w:r>
-          </w:p>
-        </w:tc>
-      </w:tr>
-      <w:tr>
-        <w:tc>
-          <w:tcPr>
-            <w:tcW w:type="pct" w:w="25%"/>
-          </w:tcPr>
-          <w:p>
-            <w:r>
-              <w:rPr>
-                <w:b w:val="false"/>
-                <w:bCs w:val="false"/>
-              </w:rPr>
-              <w:t xml:space="preserve">Garden A</w:t>
-            </w:r>
-          </w:p>
-        </w:tc>
-        <w:tc>
-          <w:tcPr>
-            <w:tcW w:type="pct" w:w="25%"/>
-          </w:tcPr>
-          <w:p>
-            <w:r>
-              <w:rPr>
-                <w:b w:val="false"/>
-                <w:bCs w:val="false"/>
-              </w:rPr>
-              <w:t xml:space="preserve">12 ft</w:t>
-            </w:r>
-          </w:p>
-        </w:tc>
-        <w:tc>
-          <w:tcPr>
-            <w:tcW w:type="pct" w:w="25%"/>
-          </w:tcPr>
-          <w:p>
-            <w:r>
-              <w:rPr>
-                <w:b w:val="false"/>
-                <w:bCs w:val="false"/>
-              </w:rPr>
-              <w:t xml:space="preserve">8 ft</w:t>
-            </w:r>
-          </w:p>
-        </w:tc>
-        <w:tc>
-          <w:tcPr>
-            <w:tcW w:type="pct" w:w="25%"/>
-          </w:tcPr>
-          <w:p>
-            <w:r>
-              <w:rPr>
-                <w:b w:val="false"/>
-                <w:bCs w:val="false"/>
-              </w:rPr>
-              <w:t xml:space="preserve"> </w:t>
-            </w:r>
-          </w:p>
-        </w:tc>
-      </w:tr>
-      <w:tr>
-        <w:tc>
-          <w:tcPr>
-            <w:tcW w:type="pct" w:w="25%"/>
-          </w:tcPr>
-          <w:p>
-            <w:r>
-              <w:rPr>
-                <w:b w:val="false"/>
-                <w:bCs w:val="false"/>
-              </w:rPr>
-              <w:t xml:space="preserve">Garden B</w:t>
-            </w:r>
-          </w:p>
-        </w:tc>
-        <w:tc>
-          <w:tcPr>
-            <w:tcW w:type="pct" w:w="25%"/>
-          </w:tcPr>
-          <w:p>
-            <w:r>
-              <w:rPr>
-                <w:b w:val="false"/>
-                <w:bCs w:val="false"/>
-              </w:rPr>
-              <w:t xml:space="preserve">9 ft</w:t>
-            </w:r>
-          </w:p>
-        </w:tc>
-        <w:tc>
-          <w:tcPr>
-            <w:tcW w:type="pct" w:w="25%"/>
-          </w:tcPr>
-          <w:p>
-            <w:r>
-              <w:rPr>
-                <w:b w:val="false"/>
-                <w:bCs w:val="false"/>
-              </w:rPr>
-              <w:t xml:space="preserve"> </w:t>
-            </w:r>
-          </w:p>
-        </w:tc>
-        <w:tc>
-          <w:tcPr>
-            <w:tcW w:type="pct" w:w="25%"/>
-          </w:tcPr>
-          <w:p>
-            <w:r>
-              <w:rPr>
-                <w:b w:val="false"/>
-                <w:bCs w:val="false"/>
-              </w:rPr>
-              <w:t xml:space="preserve">27 sq ft</w:t>
-            </w:r>
-          </w:p>
-        </w:tc>
-      </w:tr>
-      <w:tr>
-        <w:tc>
-          <w:tcPr>
-            <w:tcW w:type="pct" w:w="25%"/>
-          </w:tcPr>
-          <w:p>
-            <w:r>
-              <w:rPr>
-                <w:b w:val="false"/>
-                <w:bCs w:val="false"/>
-              </w:rPr>
-              <w:t xml:space="preserve">Garden C</w:t>
-            </w:r>
-          </w:p>
-        </w:tc>
-        <w:tc>
-          <w:tcPr>
-            <w:tcW w:type="pct" w:w="25%"/>
-          </w:tcPr>
-          <w:p>
-            <w:r>
-              <w:rPr>
-                <w:b w:val="false"/>
-                <w:bCs w:val="false"/>
-              </w:rPr>
-              <w:t xml:space="preserve"> </w:t>
-            </w:r>
-          </w:p>
-        </w:tc>
-        <w:tc>
-          <w:tcPr>
-            <w:tcW w:type="pct" w:w="25%"/>
-          </w:tcPr>
-          <w:p>
-            <w:r>
-              <w:rPr>
-                <w:b w:val="false"/>
-                <w:bCs w:val="false"/>
-              </w:rPr>
-              <w:t xml:space="preserve">10 ft</w:t>
-            </w:r>
-          </w:p>
-        </w:tc>
-        <w:tc>
-          <w:tcPr>
-            <w:tcW w:type="pct" w:w="25%"/>
-          </w:tcPr>
-          <w:p>
-            <w:r>
-              <w:rPr>
-                <w:b w:val="false"/>
-                <w:bCs w:val="false"/>
-              </w:rPr>
-              <w:t xml:space="preserve">35 sq ft</w:t>
-            </w:r>
-          </w:p>
-        </w:tc>
-      </w:tr>
-      <w:tr>
-        <w:tc>
-          <w:tcPr>
-            <w:tcW w:type="pct" w:w="25%"/>
-          </w:tcPr>
-          <w:p>
-            <w:r>
-              <w:rPr>
-                <w:b w:val="false"/>
-                <w:bCs w:val="false"/>
-              </w:rPr>
-              <w:t xml:space="preserve">Garden D</w:t>
-            </w:r>
-          </w:p>
-        </w:tc>
-        <w:tc>
-          <w:tcPr>
-            <w:tcW w:type="pct" w:w="25%"/>
-          </w:tcPr>
-          <w:p>
-            <w:r>
-              <w:rPr>
-                <w:b w:val="false"/>
-                <w:bCs w:val="false"/>
-              </w:rPr>
-              <w:t xml:space="preserve">15 ft</w:t>
-            </w:r>
-          </w:p>
-        </w:tc>
-        <w:tc>
-          <w:tcPr>
-            <w:tcW w:type="pct" w:w="25%"/>
-          </w:tcPr>
-          <w:p>
-            <w:r>
-              <w:rPr>
-                <w:b w:val="false"/>
-                <w:bCs w:val="false"/>
-              </w:rPr>
-              <w:t xml:space="preserve">4 ft</w:t>
-            </w:r>
-          </w:p>
-        </w:tc>
-        <w:tc>
-          <w:tcPr>
-            <w:tcW w:type="pct" w:w="25%"/>
-          </w:tcPr>
-          <w:p>
-            <w:r>
-              <w:rPr>
-                <w:b w:val="false"/>
-                <w:bCs w:val="false"/>
-              </w:rPr>
-              <w:t xml:space="preserve"> </w:t>
-            </w:r>
-          </w:p>
-        </w:tc>
-      </w:tr>
-    </w:tbl>
-    <w:p>
-      <w:pPr>
-        <w:spacing w:after="60" w:before="120"/>
-      </w:pPr>
-      <w:r>
-        <w:rPr>
-          <w:color w:val="BBBBBB"/>
-        </w:rPr>
-        <w:t xml:space="preserve">______________________________________________________________________</w:t>
-      </w:r>
-    </w:p>
-    <w:p>
-      <w:pPr>
-        <w:spacing w:after="80" w:before="0"/>
-      </w:pPr>
-      <w:r>
-        <w:rPr>
-          <w:b/>
-          <w:bCs/>
-        </w:rPr>
-        <w:t xml:space="preserve">9. (Lesson 5.1) Cut the slanted end off a parallelogram and slide it to the other side. What shape forms, and why does that show A = base × height?</w:t>
-      </w:r>
-    </w:p>
-    <w:p>
-      <w:pPr>
-        <w:spacing w:after="40" w:before="0"/>
-      </w:pPr>
-      <w:r>
-        <w:t xml:space="preserve">     A. A rectangle with the same base and height, so its area equals base x height</w:t>
-      </w:r>
-    </w:p>
-    <w:p>
-      <w:pPr>
-        <w:spacing w:after="40" w:before="0"/>
-      </w:pPr>
-      <w:r>
-        <w:t xml:space="preserve">     B. A bigger parallelogram, so the area gets larger</w:t>
-      </w:r>
-    </w:p>
-    <w:p>
-      <w:pPr>
-        <w:spacing w:after="40" w:before="0"/>
-      </w:pPr>
-      <w:r>
-        <w:t xml:space="preserve">     C. A triangle, so the area is cut in half</w:t>
-      </w:r>
-    </w:p>
-    <w:p>
-      <w:pPr>
-        <w:spacing w:after="40" w:before="0"/>
-      </w:pPr>
-      <w:r>
-        <w:t xml:space="preserve">     D. A square, so all four sides must be equal</w:t>
-      </w:r>
-    </w:p>
-    <w:p>
-      <w:pPr>
-        <w:spacing w:after="60" w:before="120"/>
-      </w:pPr>
-      <w:r>
-        <w:rPr>
-          <w:color w:val="BBBBBB"/>
-        </w:rPr>
-        <w:t xml:space="preserve">______________________________________________________________________</w:t>
-      </w:r>
-    </w:p>
-    <w:p>
-      <w:pPr>
-        <w:spacing w:after="80" w:before="0"/>
-      </w:pPr>
-      <w:r>
-        <w:rPr>
-          <w:b/>
-          <w:bCs/>
-        </w:rPr>
-        <w:t xml:space="preserve">10. (Lesson 5.2) Blueprint 1: A trapezoidal lobby window has bases of 6 ft and 10 ft and a height of 4 ft. What is its area for the glass order?</w:t>
-      </w:r>
-    </w:p>
-    <w:p>
-      <w:pPr>
-        <w:spacing w:after="40" w:before="0"/>
-      </w:pPr>
-      <w:r>
-        <w:t xml:space="preserve">     A. 32 sq ft</w:t>
-      </w:r>
-    </w:p>
-    <w:p>
-      <w:pPr>
-        <w:spacing w:after="40" w:before="0"/>
-      </w:pPr>
-      <w:r>
-        <w:t xml:space="preserve">     B. 40 sq ft</w:t>
-      </w:r>
-    </w:p>
-    <w:p>
-      <w:pPr>
-        <w:spacing w:after="40" w:before="0"/>
-      </w:pPr>
-      <w:r>
-        <w:t xml:space="preserve">     C. 16 sq ft</w:t>
-      </w:r>
-    </w:p>
-    <w:p>
-      <w:pPr>
-        <w:spacing w:after="40" w:before="0"/>
-      </w:pPr>
-      <w:r>
-        <w:t xml:space="preserve">     D. 60 sq ft</w:t>
-      </w:r>
-    </w:p>
-    <w:p>
-      <w:pPr>
-        <w:spacing w:after="60" w:before="120"/>
-      </w:pPr>
-      <w:r>
-        <w:rPr>
-          <w:color w:val="BBBBBB"/>
-        </w:rPr>
-        <w:t xml:space="preserve">______________________________________________________________________</w:t>
-      </w:r>
-    </w:p>
-    <w:p>
-      <w:r>
-        <w:br w:type="page"/>
-      </w:r>
-    </w:p>
-    <w:p>
-      <w:pPr>
-        <w:pStyle w:val="Heading1"/>
-        <w:spacing w:after="120"/>
-      </w:pPr>
-      <w:r>
-        <w:rPr>
-          <w:b/>
-          <w:bCs/>
-        </w:rPr>
-        <w:t xml:space="preserve">Answer Key (Teacher)</w:t>
-      </w:r>
-    </w:p>
-    <w:p>
-      <w:pPr>
-        <w:spacing w:after="40" w:before="0"/>
-      </w:pPr>
-      <w:r>
-        <w:rPr>
-          <w:b/>
-          <w:bCs/>
-        </w:rPr>
-        <w:t xml:space="preserve">1. A. 70 sq cm</w:t>
+        <w:t xml:space="preserve">     Watch for: A common mistake in Area of Trapezoids is forgetting the ½ in A = ½ × (b1 + b2) × h. After adding the bases and multiplying by the height, students stop there instead of taking half — for example, with bases 6 ft and 10 ft and a height of 4 ft, they compute (6 + 10) × 4 = 64 sq ft instead of taking half to get the correct 32 sq ft. That unhalved number is really the area of the parallelogram made from two trapezoids, not the area of one trapezoid. Before you submit, always ask: "Did I take half of my last answer?"</w:t>
+      </w:r>
+    </w:p>
+    <w:p>
+      <w:pPr>
+        <w:spacing w:after="40" w:before="0"/>
+      </w:pPr>
+      <w:r>
+        <w:rPr>
+          <w:b/>
+          <w:bCs/>
+        </w:rPr>
+        <w:t xml:space="preserve">2. A. 6 ft</w:t>
       </w:r>
     </w:p>
     <w:p>
@@ -2420,7 +2515,7 @@
         <w:spacing w:after="20" w:before="0"/>
       </w:pPr>
       <w:r>
-        <w:t xml:space="preserve">     A = b × h = 10 × 7 = 70 square centimeters.</w:t>
+        <w:t xml:space="preserve">     A = b × h → 54 = 9 × h → h = 54 ÷ 9 = 6 ft.</w:t>
       </w:r>
     </w:p>
     <w:p>
@@ -2432,19 +2527,19 @@
           <w:i/>
           <w:iCs/>
         </w:rPr>
-        <w:t xml:space="preserve">     Watch for: A common mistake in Area of Triangles is forgetting the ½ — students multiply base × height like a rectangle and stop there, or they use the triangle's slanted side instead of the perpendicular height that's already given. Always check: did I take half, and did I use the straight-up height, not the slanted side?</w:t>
-      </w:r>
-    </w:p>
-    <w:p>
-      <w:pPr>
-        <w:spacing w:after="40" w:before="0"/>
-      </w:pPr>
-      <w:r>
-        <w:rPr>
-          <w:b/>
-          <w:bCs/>
-        </w:rPr>
-        <w:t xml:space="preserve">2. A. 6 ft</w:t>
+        <w:t xml:space="preserve">     Watch for: A common mistake in Area of Trapezoids is forgetting the ½ in A = ½ × (b1 + b2) × h. After adding the bases and multiplying by the height, students stop there instead of taking half — for example, with bases 6 ft and 10 ft and a height of 4 ft, they compute (6 + 10) × 4 = 64 sq ft instead of taking half to get the correct 32 sq ft. That unhalved number is really the area of the parallelogram made from two trapezoids, not the area of one trapezoid. Before you submit, always ask: "Did I take half of my last answer?"</w:t>
+      </w:r>
+    </w:p>
+    <w:p>
+      <w:pPr>
+        <w:spacing w:after="40" w:before="0"/>
+      </w:pPr>
+      <w:r>
+        <w:rPr>
+          <w:b/>
+          <w:bCs/>
+        </w:rPr>
+        <w:t xml:space="preserve">3. (Lesson 5.1) Spot the Common Mistake</w:t>
       </w:r>
     </w:p>
     <w:p>
@@ -2452,7 +2547,271 @@
         <w:spacing w:after="20" w:before="0"/>
       </w:pPr>
       <w:r>
-        <w:t xml:space="preserve">     A = b × h → 54 = 9 × h → h = 54 ÷ 9 = 6 ft.</w:t>
+        <w:t xml:space="preserve">     The mistake is in Step 3.</w:t>
+      </w:r>
+    </w:p>
+    <w:p>
+      <w:pPr>
+        <w:spacing w:after="20" w:before="0"/>
+      </w:pPr>
+      <w:r>
+        <w:t xml:space="preserve">     Correct work: The height is 6 cm, not the slanted side of 10 cm. Substitute the perpendicular height: A = 9 × 6 = 54 sq cm. Only the straight-up height belongs in A = base × height.</w:t>
+      </w:r>
+    </w:p>
+    <w:p>
+      <w:pPr>
+        <w:spacing w:after="80" w:before="0"/>
+      </w:pPr>
+      <w:r>
+        <w:t xml:space="preserve">     Watch for: The substitution step uses 10 cm, which is the slanted side, instead of the 6 cm height listed in the first step. Only the perpendicular height belongs in A = base × height, so A = 9 × 6 = 54 sq cm.</w:t>
+      </w:r>
+    </w:p>
+    <w:p>
+      <w:pPr>
+        <w:spacing w:after="40" w:before="0"/>
+      </w:pPr>
+      <w:r>
+        <w:rPr>
+          <w:b/>
+          <w:bCs/>
+        </w:rPr>
+        <w:t xml:space="preserve">4. Table</w:t>
+      </w:r>
+    </w:p>
+    <w:p>
+      <w:pPr>
+        <w:spacing w:after="20" w:before="0"/>
+      </w:pPr>
+      <w:r>
+        <w:t xml:space="preserve">     Patio A — Area: 126 sq ft</w:t>
+      </w:r>
+    </w:p>
+    <w:p>
+      <w:pPr>
+        <w:spacing w:after="20" w:before="0"/>
+      </w:pPr>
+      <w:r>
+        <w:t xml:space="preserve">     Patio B — Height: 7 ft</w:t>
+      </w:r>
+    </w:p>
+    <w:p>
+      <w:pPr>
+        <w:spacing w:after="20" w:before="0"/>
+      </w:pPr>
+      <w:r>
+        <w:t xml:space="preserve">     Patio C — Base: 8 ft</w:t>
+      </w:r>
+    </w:p>
+    <w:p>
+      <w:pPr>
+        <w:spacing w:after="20" w:before="0"/>
+      </w:pPr>
+      <w:r>
+        <w:t xml:space="preserve">     Patio D — Area: 90 sq ft</w:t>
+      </w:r>
+    </w:p>
+    <w:p>
+      <w:pPr>
+        <w:spacing w:after="40" w:before="0"/>
+      </w:pPr>
+      <w:r>
+        <w:t xml:space="preserve"/>
+      </w:r>
+    </w:p>
+    <w:p>
+      <w:pPr>
+        <w:spacing w:after="40" w:before="0"/>
+      </w:pPr>
+      <w:r>
+        <w:rPr>
+          <w:b/>
+          <w:bCs/>
+        </w:rPr>
+        <w:t xml:space="preserve">5. (Lesson 5.2) Spot the Common Mistake</w:t>
+      </w:r>
+    </w:p>
+    <w:p>
+      <w:pPr>
+        <w:spacing w:after="20" w:before="0"/>
+      </w:pPr>
+      <w:r>
+        <w:t xml:space="preserve">     The mistake is in Step 4.</w:t>
+      </w:r>
+    </w:p>
+    <w:p>
+      <w:pPr>
+        <w:spacing w:after="20" w:before="0"/>
+      </w:pPr>
+      <w:r>
+        <w:t xml:space="preserve">     Correct work: There is only ONE ½ in the formula, not two. The student halved both the base and the height. Multiply base × height first, then take half just once: 12 × 7 = 84, then ½ × 84 = 42 sq ft.</w:t>
+      </w:r>
+    </w:p>
+    <w:p>
+      <w:pPr>
+        <w:spacing w:after="80" w:before="0"/>
+      </w:pPr>
+      <w:r>
+        <w:t xml:space="preserve">     Watch for: There is only ONE ½ in A = ½ × base × height, but the calculation halved the base and the height separately. Multiply first, then halve a single time: 12 × 7 = 84, and ½ × 84 = 42 sq ft. Halving twice cuts the area to a quarter of the rectangle, which is why 21 came out as exactly half of the true answer.</w:t>
+      </w:r>
+    </w:p>
+    <w:p>
+      <w:pPr>
+        <w:spacing w:after="40" w:before="0"/>
+      </w:pPr>
+      <w:r>
+        <w:rPr>
+          <w:b/>
+          <w:bCs/>
+        </w:rPr>
+        <w:t xml:space="preserve">6. Table</w:t>
+      </w:r>
+    </w:p>
+    <w:p>
+      <w:pPr>
+        <w:spacing w:after="20" w:before="0"/>
+      </w:pPr>
+      <w:r>
+        <w:t xml:space="preserve">     Garden A — Area: 48 sq ft</w:t>
+      </w:r>
+    </w:p>
+    <w:p>
+      <w:pPr>
+        <w:spacing w:after="20" w:before="0"/>
+      </w:pPr>
+      <w:r>
+        <w:t xml:space="preserve">     Garden B — Height: 6 ft</w:t>
+      </w:r>
+    </w:p>
+    <w:p>
+      <w:pPr>
+        <w:spacing w:after="20" w:before="0"/>
+      </w:pPr>
+      <w:r>
+        <w:t xml:space="preserve">     Garden C — Base: 7 ft</w:t>
+      </w:r>
+    </w:p>
+    <w:p>
+      <w:pPr>
+        <w:spacing w:after="20" w:before="0"/>
+      </w:pPr>
+      <w:r>
+        <w:t xml:space="preserve">     Garden D — Area: 30 sq ft</w:t>
+      </w:r>
+    </w:p>
+    <w:p>
+      <w:pPr>
+        <w:spacing w:after="40" w:before="0"/>
+      </w:pPr>
+      <w:r>
+        <w:t xml:space="preserve"/>
+      </w:r>
+    </w:p>
+    <w:p>
+      <w:pPr>
+        <w:spacing w:after="40" w:before="0"/>
+      </w:pPr>
+      <w:r>
+        <w:rPr>
+          <w:b/>
+          <w:bCs/>
+        </w:rPr>
+        <w:t xml:space="preserve">7. (Lesson 5.3) Using the Wrong Height</w:t>
+      </w:r>
+    </w:p>
+    <w:p>
+      <w:pPr>
+        <w:spacing w:after="20" w:before="0"/>
+      </w:pPr>
+      <w:r>
+        <w:t xml:space="preserve">     The mistake is in Step 4.</w:t>
+      </w:r>
+    </w:p>
+    <w:p>
+      <w:pPr>
+        <w:spacing w:after="20" w:before="0"/>
+      </w:pPr>
+      <w:r>
+        <w:t xml:space="preserve">     Correct work: The student used the slanted side (10 ft) as the height instead of the true perpendicular height (6 ft). The height in the trapezoid formula must be measured straight up between the two bases, not along the slanted side. The correct area is A = ½ × (7 + 13) × 6 = ½ × 20 × 6 = 60 sq ft, not 100 sq ft.</w:t>
+      </w:r>
+    </w:p>
+    <w:p>
+      <w:pPr>
+        <w:spacing w:after="80" w:before="0"/>
+      </w:pPr>
+      <w:r>
+        <w:t xml:space="preserve">     Watch for: The 10 ft slanted side was substituted for the height, but the height of a trapezoid is the straight-up perpendicular distance between the two bases, which is 6 ft here. Using the true height gives A = ½ × (7 + 13) × 6 = ½ × 20 × 6 = 60 sq ft; the slant is always longer, which is why 100 sq ft came out too big.</w:t>
+      </w:r>
+    </w:p>
+    <w:p>
+      <w:pPr>
+        <w:spacing w:after="40" w:before="0"/>
+      </w:pPr>
+      <w:r>
+        <w:rPr>
+          <w:b/>
+          <w:bCs/>
+        </w:rPr>
+        <w:t xml:space="preserve">8. Table</w:t>
+      </w:r>
+    </w:p>
+    <w:p>
+      <w:pPr>
+        <w:spacing w:after="20" w:before="0"/>
+      </w:pPr>
+      <w:r>
+        <w:t xml:space="preserve">     Window A — Area: 30 sq ft</w:t>
+      </w:r>
+    </w:p>
+    <w:p>
+      <w:pPr>
+        <w:spacing w:after="20" w:before="0"/>
+      </w:pPr>
+      <w:r>
+        <w:t xml:space="preserve">     Window B — Area: 36 sq ft</w:t>
+      </w:r>
+    </w:p>
+    <w:p>
+      <w:pPr>
+        <w:spacing w:after="20" w:before="0"/>
+      </w:pPr>
+      <w:r>
+        <w:t xml:space="preserve">     Window C — Base 2: 8 ft</w:t>
+      </w:r>
+    </w:p>
+    <w:p>
+      <w:pPr>
+        <w:spacing w:after="20" w:before="0"/>
+      </w:pPr>
+      <w:r>
+        <w:t xml:space="preserve">     Window D — Base 1: 11 ft</w:t>
+      </w:r>
+    </w:p>
+    <w:p>
+      <w:pPr>
+        <w:spacing w:after="40" w:before="0"/>
+      </w:pPr>
+      <w:r>
+        <w:t xml:space="preserve"/>
+      </w:r>
+    </w:p>
+    <w:p>
+      <w:pPr>
+        <w:spacing w:after="40" w:before="0"/>
+      </w:pPr>
+      <w:r>
+        <w:rPr>
+          <w:b/>
+          <w:bCs/>
+        </w:rPr>
+        <w:t xml:space="preserve">9. A. A rectangle with the same base and height, so its area equals base x height</w:t>
+      </w:r>
+    </w:p>
+    <w:p>
+      <w:pPr>
+        <w:spacing w:after="20" w:before="0"/>
+      </w:pPr>
+      <w:r>
+        <w:t xml:space="preserve">     Sliding the cut triangle turns the parallelogram into a rectangle that keeps the same base and height. A rectangle's area is base x height, so the parallelogram's area is base x height too.</w:t>
       </w:r>
     </w:p>
     <w:p>
@@ -2464,19 +2823,19 @@
           <w:i/>
           <w:iCs/>
         </w:rPr>
-        <w:t xml:space="preserve">     Watch for: A common mistake in Area of Triangles is forgetting the ½ — students multiply base × height like a rectangle and stop there, or they use the triangle's slanted side instead of the perpendicular height that's already given. Always check: did I take half, and did I use the straight-up height, not the slanted side?</w:t>
-      </w:r>
-    </w:p>
-    <w:p>
-      <w:pPr>
-        <w:spacing w:after="40" w:before="0"/>
-      </w:pPr>
-      <w:r>
-        <w:rPr>
-          <w:b/>
-          <w:bCs/>
-        </w:rPr>
-        <w:t xml:space="preserve">3. (Lesson 5.1) Spot the Common Mistake</w:t>
+        <w:t xml:space="preserve">     Watch for: A common mistake in Area of Trapezoids is forgetting the ½ in A = ½ × (b1 + b2) × h. After adding the bases and multiplying by the height, students stop there instead of taking half — for example, with bases 6 ft and 10 ft and a height of 4 ft, they compute (6 + 10) × 4 = 64 sq ft instead of taking half to get the correct 32 sq ft. That unhalved number is really the area of the parallelogram made from two trapezoids, not the area of one trapezoid. Before you submit, always ask: "Did I take half of my last answer?"</w:t>
+      </w:r>
+    </w:p>
+    <w:p>
+      <w:pPr>
+        <w:spacing w:after="40" w:before="0"/>
+      </w:pPr>
+      <w:r>
+        <w:rPr>
+          <w:b/>
+          <w:bCs/>
+        </w:rPr>
+        <w:t xml:space="preserve">10. A. 30 sq ft</w:t>
       </w:r>
     </w:p>
     <w:p>
@@ -2484,271 +2843,7 @@
         <w:spacing w:after="20" w:before="0"/>
       </w:pPr>
       <w:r>
-        <w:t xml:space="preserve">     The mistake is in Step 3.</w:t>
-      </w:r>
-    </w:p>
-    <w:p>
-      <w:pPr>
-        <w:spacing w:after="20" w:before="0"/>
-      </w:pPr>
-      <w:r>
-        <w:t xml:space="preserve">     Correct work: The height is 6 cm, not the slanted side of 10 cm. Substitute the perpendicular height: A = 9 × 6 = 54 sq cm. Only the straight-up height belongs in A = base × height.</w:t>
-      </w:r>
-    </w:p>
-    <w:p>
-      <w:pPr>
-        <w:spacing w:after="80" w:before="0"/>
-      </w:pPr>
-      <w:r>
-        <w:t xml:space="preserve">     Watch for: The substitution step uses 10 cm, which is the slanted side, instead of the 6 cm height listed in the first step. Only the perpendicular height belongs in A = base × height, so A = 9 × 6 = 54 sq cm.</w:t>
-      </w:r>
-    </w:p>
-    <w:p>
-      <w:pPr>
-        <w:spacing w:after="40" w:before="0"/>
-      </w:pPr>
-      <w:r>
-        <w:rPr>
-          <w:b/>
-          <w:bCs/>
-        </w:rPr>
-        <w:t xml:space="preserve">4. Table</w:t>
-      </w:r>
-    </w:p>
-    <w:p>
-      <w:pPr>
-        <w:spacing w:after="20" w:before="0"/>
-      </w:pPr>
-      <w:r>
-        <w:t xml:space="preserve">     Patio A — Area: 126 sq ft</w:t>
-      </w:r>
-    </w:p>
-    <w:p>
-      <w:pPr>
-        <w:spacing w:after="20" w:before="0"/>
-      </w:pPr>
-      <w:r>
-        <w:t xml:space="preserve">     Patio B — Height: 7 ft</w:t>
-      </w:r>
-    </w:p>
-    <w:p>
-      <w:pPr>
-        <w:spacing w:after="20" w:before="0"/>
-      </w:pPr>
-      <w:r>
-        <w:t xml:space="preserve">     Patio C — Base: 8 ft</w:t>
-      </w:r>
-    </w:p>
-    <w:p>
-      <w:pPr>
-        <w:spacing w:after="20" w:before="0"/>
-      </w:pPr>
-      <w:r>
-        <w:t xml:space="preserve">     Patio D — Area: 90 sq ft</w:t>
-      </w:r>
-    </w:p>
-    <w:p>
-      <w:pPr>
-        <w:spacing w:after="40" w:before="0"/>
-      </w:pPr>
-      <w:r>
-        <w:t xml:space="preserve"/>
-      </w:r>
-    </w:p>
-    <w:p>
-      <w:pPr>
-        <w:spacing w:after="40" w:before="0"/>
-      </w:pPr>
-      <w:r>
-        <w:rPr>
-          <w:b/>
-          <w:bCs/>
-        </w:rPr>
-        <w:t xml:space="preserve">5. (Lesson 5.2) Using the Wrong Height</w:t>
-      </w:r>
-    </w:p>
-    <w:p>
-      <w:pPr>
-        <w:spacing w:after="20" w:before="0"/>
-      </w:pPr>
-      <w:r>
-        <w:t xml:space="preserve">     The mistake is in Step 4.</w:t>
-      </w:r>
-    </w:p>
-    <w:p>
-      <w:pPr>
-        <w:spacing w:after="20" w:before="0"/>
-      </w:pPr>
-      <w:r>
-        <w:t xml:space="preserve">     Correct work: The student used the slanted side (10 ft) as the height instead of the true perpendicular height (6 ft). The height in the trapezoid formula must be measured straight up between the two bases, not along the slanted side. The correct area is A = ½ × (7 + 13) × 6 = ½ × 20 × 6 = 60 sq ft, not 100 sq ft.</w:t>
-      </w:r>
-    </w:p>
-    <w:p>
-      <w:pPr>
-        <w:spacing w:after="80" w:before="0"/>
-      </w:pPr>
-      <w:r>
-        <w:t xml:space="preserve">     Watch for: The 10 ft slanted side was substituted for the height, but the height of a trapezoid is the straight-up perpendicular distance between the two bases, which is 6 ft here. Using the true height gives A = ½ × (7 + 13) × 6 = ½ × 20 × 6 = 60 sq ft; the slant is always longer, which is why 100 sq ft came out too big.</w:t>
-      </w:r>
-    </w:p>
-    <w:p>
-      <w:pPr>
-        <w:spacing w:after="40" w:before="0"/>
-      </w:pPr>
-      <w:r>
-        <w:rPr>
-          <w:b/>
-          <w:bCs/>
-        </w:rPr>
-        <w:t xml:space="preserve">6. Table</w:t>
-      </w:r>
-    </w:p>
-    <w:p>
-      <w:pPr>
-        <w:spacing w:after="20" w:before="0"/>
-      </w:pPr>
-      <w:r>
-        <w:t xml:space="preserve">     Window A — Area: 30 sq ft</w:t>
-      </w:r>
-    </w:p>
-    <w:p>
-      <w:pPr>
-        <w:spacing w:after="20" w:before="0"/>
-      </w:pPr>
-      <w:r>
-        <w:t xml:space="preserve">     Window B — Area: 36 sq ft</w:t>
-      </w:r>
-    </w:p>
-    <w:p>
-      <w:pPr>
-        <w:spacing w:after="20" w:before="0"/>
-      </w:pPr>
-      <w:r>
-        <w:t xml:space="preserve">     Window C — Base 2: 8 ft</w:t>
-      </w:r>
-    </w:p>
-    <w:p>
-      <w:pPr>
-        <w:spacing w:after="20" w:before="0"/>
-      </w:pPr>
-      <w:r>
-        <w:t xml:space="preserve">     Window D — Base 1: 11 ft</w:t>
-      </w:r>
-    </w:p>
-    <w:p>
-      <w:pPr>
-        <w:spacing w:after="40" w:before="0"/>
-      </w:pPr>
-      <w:r>
-        <w:t xml:space="preserve"/>
-      </w:r>
-    </w:p>
-    <w:p>
-      <w:pPr>
-        <w:spacing w:after="40" w:before="0"/>
-      </w:pPr>
-      <w:r>
-        <w:rPr>
-          <w:b/>
-          <w:bCs/>
-        </w:rPr>
-        <w:t xml:space="preserve">7. (Lesson 5.3) Spot the Common Mistake</w:t>
-      </w:r>
-    </w:p>
-    <w:p>
-      <w:pPr>
-        <w:spacing w:after="20" w:before="0"/>
-      </w:pPr>
-      <w:r>
-        <w:t xml:space="preserve">     The mistake is in Step 4.</w:t>
-      </w:r>
-    </w:p>
-    <w:p>
-      <w:pPr>
-        <w:spacing w:after="20" w:before="0"/>
-      </w:pPr>
-      <w:r>
-        <w:t xml:space="preserve">     Correct work: There is only ONE ½ in the formula, not two. The student halved both the base and the height. Multiply base × height first, then take half just once: 12 × 7 = 84, then ½ × 84 = 42 sq ft.</w:t>
-      </w:r>
-    </w:p>
-    <w:p>
-      <w:pPr>
-        <w:spacing w:after="80" w:before="0"/>
-      </w:pPr>
-      <w:r>
-        <w:t xml:space="preserve">     Watch for: There is only ONE ½ in A = ½ × base × height, but the calculation halved the base and the height separately. Multiply first, then halve a single time: 12 × 7 = 84, and ½ × 84 = 42 sq ft. Halving twice cuts the area to a quarter of the rectangle, which is why 21 came out as exactly half of the true answer.</w:t>
-      </w:r>
-    </w:p>
-    <w:p>
-      <w:pPr>
-        <w:spacing w:after="40" w:before="0"/>
-      </w:pPr>
-      <w:r>
-        <w:rPr>
-          <w:b/>
-          <w:bCs/>
-        </w:rPr>
-        <w:t xml:space="preserve">8. Table</w:t>
-      </w:r>
-    </w:p>
-    <w:p>
-      <w:pPr>
-        <w:spacing w:after="20" w:before="0"/>
-      </w:pPr>
-      <w:r>
-        <w:t xml:space="preserve">     Garden A — Area: 48 sq ft</w:t>
-      </w:r>
-    </w:p>
-    <w:p>
-      <w:pPr>
-        <w:spacing w:after="20" w:before="0"/>
-      </w:pPr>
-      <w:r>
-        <w:t xml:space="preserve">     Garden B — Height: 6 ft</w:t>
-      </w:r>
-    </w:p>
-    <w:p>
-      <w:pPr>
-        <w:spacing w:after="20" w:before="0"/>
-      </w:pPr>
-      <w:r>
-        <w:t xml:space="preserve">     Garden C — Base: 7 ft</w:t>
-      </w:r>
-    </w:p>
-    <w:p>
-      <w:pPr>
-        <w:spacing w:after="20" w:before="0"/>
-      </w:pPr>
-      <w:r>
-        <w:t xml:space="preserve">     Garden D — Area: 30 sq ft</w:t>
-      </w:r>
-    </w:p>
-    <w:p>
-      <w:pPr>
-        <w:spacing w:after="40" w:before="0"/>
-      </w:pPr>
-      <w:r>
-        <w:t xml:space="preserve"/>
-      </w:r>
-    </w:p>
-    <w:p>
-      <w:pPr>
-        <w:spacing w:after="40" w:before="0"/>
-      </w:pPr>
-      <w:r>
-        <w:rPr>
-          <w:b/>
-          <w:bCs/>
-        </w:rPr>
-        <w:t xml:space="preserve">9. A. A rectangle with the same base and height, so its area equals base x height</w:t>
-      </w:r>
-    </w:p>
-    <w:p>
-      <w:pPr>
-        <w:spacing w:after="20" w:before="0"/>
-      </w:pPr>
-      <w:r>
-        <w:t xml:space="preserve">     Sliding the cut triangle turns the parallelogram into a rectangle that keeps the same base and height. A rectangle's area is base x height, so the parallelogram's area is base x height too.</w:t>
+        <w:t xml:space="preserve">     A = ½ × base × height = ½ × 10 × 6 = ½ × 60 = 30 sq ft. The triangle is half of the 10 × 6 = 60 rectangle it fits inside.</w:t>
       </w:r>
     </w:p>
     <w:p>
@@ -2760,39 +2855,7 @@
           <w:i/>
           <w:iCs/>
         </w:rPr>
-        <w:t xml:space="preserve">     Watch for: A common mistake in Area of Triangles is forgetting the ½ — students multiply base × height like a rectangle and stop there, or they use the triangle's slanted side instead of the perpendicular height that's already given. Always check: did I take half, and did I use the straight-up height, not the slanted side?</w:t>
-      </w:r>
-    </w:p>
-    <w:p>
-      <w:pPr>
-        <w:spacing w:after="40" w:before="0"/>
-      </w:pPr>
-      <w:r>
-        <w:rPr>
-          <w:b/>
-          <w:bCs/>
-        </w:rPr>
-        <w:t xml:space="preserve">10. A. 32 sq ft</w:t>
-      </w:r>
-    </w:p>
-    <w:p>
-      <w:pPr>
-        <w:spacing w:after="20" w:before="0"/>
-      </w:pPr>
-      <w:r>
-        <w:t xml:space="preserve">     Use A = ½ × (b1 + b2) × h = ½ × (6 + 10) × 4 = ½ × 16 × 4 = 32 sq ft.</w:t>
-      </w:r>
-    </w:p>
-    <w:p>
-      <w:pPr>
-        <w:spacing w:after="80" w:before="0"/>
-      </w:pPr>
-      <w:r>
-        <w:rPr>
-          <w:i/>
-          <w:iCs/>
-        </w:rPr>
-        <w:t xml:space="preserve">     Watch for: A common mistake in Area of Triangles is forgetting the ½ — students multiply base × height like a rectangle and stop there, or they use the triangle's slanted side instead of the perpendicular height that's already given. Always check: did I take half, and did I use the straight-up height, not the slanted side?</w:t>
+        <w:t xml:space="preserve">     Watch for: A common mistake in Area of Trapezoids is forgetting the ½ in A = ½ × (b1 + b2) × h. After adding the bases and multiplying by the height, students stop there instead of taking half — for example, with bases 6 ft and 10 ft and a height of 4 ft, they compute (6 + 10) × 4 = 64 sq ft instead of taking half to get the correct 32 sq ft. That unhalved number is really the area of the parallelogram made from two trapezoids, not the area of one trapezoid. Before you submit, always ask: "Did I take half of my last answer?"</w:t>
       </w:r>
     </w:p>
     <w:sectPr>
